--- a/storage/templates/normalized-docx/BM-077/BM-077_normalized.docx
+++ b/storage/templates/normalized-docx/BM-077/BM-077_normalized.docx
@@ -1392,7 +1392,7 @@
                 <w:rFonts w:cs="Times New Roman" w:ascii="Times New Roman" w:hAnsi="Times New Roman"/>
                 <w:sz w:val="24"/>
               </w:rPr>
-              <w:t>{{document.field}}</w:t>
+              <w:t>{{document.fullDocumentCode}}</w:t>
             </w:r>
           </w:p>
           <w:p>
